--- a/pr-preview/pr-311/expressions-algorithms.docx
+++ b/pr-preview/pr-311/expressions-algorithms.docx
@@ -15,7 +15,7 @@
         <w:pStyle w:val="Date"/>
       </w:pPr>
       <w:r>
-        <w:t xml:space="preserve">Last modified: 2026-10-15 13:56:31 (PDT)</w:t>
+        <w:t xml:space="preserve">Last modified: 2026-10-15 15:23:10 (PDT)</w:t>
       </w:r>
     </w:p>
     <w:p>
@@ -62,7 +62,7 @@
         <w:t xml:space="preserve"> </w:t>
       </w:r>
       <w:r>
-        <w:t xml:space="preserve">their parse trees, and algorithms, which compute those functions.</w:t>
+        <w:t xml:space="preserve">the parse trees of expressions, and algorithms, which compute those functions.</w:t>
       </w:r>
     </w:p>
     <w:bookmarkStart w:id="16" w:name="expressions"/>

--- a/pr-preview/pr-311/expressions-algorithms.docx
+++ b/pr-preview/pr-311/expressions-algorithms.docx
@@ -15,7 +15,7 @@
         <w:pStyle w:val="Date"/>
       </w:pPr>
       <w:r>
-        <w:t xml:space="preserve">Last modified: 2026-10-15 15:23:10 (PDT)</w:t>
+        <w:t xml:space="preserve">Last modified: 2026-10-15 18:40:39 (PDT)</w:t>
       </w:r>
     </w:p>
     <w:p>
